--- a/lessons/2-8/downloads/2-8-notes-teacher-l1.docx
+++ b/lessons/2-8/downloads/2-8-notes-teacher-l1.docx
@@ -1345,47 +1345,6 @@
         <w:t xml:space="preserve">Write About the Math</w:t>
       </w:r>
     </w:p>
-    <w:p>
-      <w:pPr>
-        <w:spacing w:after="100"/>
-      </w:pPr>
-      <w:r>
-        <w:rPr>
-          <w:i/>
-          <w:iCs/>
-          <w:color w:val="5F6F80"/>
-          <w:sz w:val="19"/>
-          <w:szCs w:val="19"/>
-        </w:rPr>
-        <w:t xml:space="preserve">Use the support level you need. Every level answers the same math question.</w:t>
-      </w:r>
-    </w:p>
-    <w:p>
-      <w:pPr>
-        <w:pStyle w:val="Heading2"/>
-        <w:spacing w:after="80" w:before="180"/>
-      </w:pPr>
-      <w:r>
-        <w:rPr>
-          <w:b/>
-          <w:bCs/>
-          <w:color w:val="12355B"/>
-          <w:sz w:val="24"/>
-          <w:szCs w:val="24"/>
-        </w:rPr>
-        <w:t xml:space="preserve">1. Understand the Question</w:t>
-      </w:r>
-      <w:r>
-        <w:rPr>
-          <w:i/>
-          <w:iCs/>
-          <w:color w:val="B97A12"/>
-          <w:sz w:val="19"/>
-          <w:szCs w:val="19"/>
-        </w:rPr>
-        <w:t xml:space="preserve">   compare</w:t>
-      </w:r>
-    </w:p>
     <w:tbl>
       <w:tblPr>
         <w:tblW w:type="pct" w:w="100%"/>
@@ -1424,344 +1383,6 @@
               </w:rPr>
               <w:t xml:space="preserve">How many points does Sofia need to score in the last game to hit her goal, and how does the balance-point view give the same answer as adding and dividing?</w:t>
             </w:r>
-          </w:p>
-          <w:p>
-            <w:pPr>
-              <w:spacing w:after="0"/>
-            </w:pPr>
-            <w:r>
-              <w:rPr>
-                <w:b/>
-                <w:bCs/>
-                <w:color w:val="12355B"/>
-                <w:sz w:val="20"/>
-                <w:szCs w:val="20"/>
-              </w:rPr>
-              <w:t xml:space="preserve">Your job:  </w:t>
-            </w:r>
-            <w:r>
-              <w:rPr>
-                <w:sz w:val="20"/>
-                <w:szCs w:val="20"/>
-              </w:rPr>
-              <w:t xml:space="preserve">Answer the question. Use math evidence. Explain how the evidence proves your answer.</w:t>
-            </w:r>
-            <w:r>
-              <w:rPr>
-                <w:i/>
-                <w:iCs/>
-                <w:color w:val="5F6F80"/>
-                <w:sz w:val="18"/>
-                <w:szCs w:val="18"/>
-              </w:rPr>
-              <w:br/>
-              <w:t xml:space="preserve">Responde la pregunta. Usa evidencia matemática. Explica cómo la evidencia demuestra tu respuesta.</w:t>
-            </w:r>
-          </w:p>
-        </w:tc>
-      </w:tr>
-    </w:tbl>
-    <w:p>
-      <w:pPr>
-        <w:pStyle w:val="Heading2"/>
-        <w:spacing w:after="80" w:before="180"/>
-      </w:pPr>
-      <w:r>
-        <w:rPr>
-          <w:b/>
-          <w:bCs/>
-          <w:color w:val="12355B"/>
-          <w:sz w:val="24"/>
-          <w:szCs w:val="24"/>
-        </w:rPr>
-        <w:t xml:space="preserve">2. Plan Your Math Words</w:t>
-      </w:r>
-      <w:r>
-        <w:rPr>
-          <w:i/>
-          <w:iCs/>
-          <w:color w:val="1FA6A2"/>
-          <w:sz w:val="19"/>
-          <w:szCs w:val="19"/>
-        </w:rPr>
-        <w:t xml:space="preserve">   check at least two</w:t>
-      </w:r>
-    </w:p>
-    <w:p>
-      <w:pPr>
-        <w:spacing w:after="60"/>
-      </w:pPr>
-      <w:r>
-        <w:rPr>
-          <w:b/>
-          <w:bCs/>
-          <w:color w:val="1FA6A2"/>
-          <w:sz w:val="22"/>
-          <w:szCs w:val="22"/>
-        </w:rPr>
-        <w:t xml:space="preserve">☐  </w:t>
-      </w:r>
-      <w:r>
-        <w:rPr>
-          <w:b/>
-          <w:bCs/>
-          <w:color w:val="12355B"/>
-          <w:sz w:val="20"/>
-          <w:szCs w:val="20"/>
-        </w:rPr>
-        <w:t xml:space="preserve">Mean — </w:t>
-      </w:r>
-      <w:r>
-        <w:rPr>
-          <w:sz w:val="20"/>
-          <w:szCs w:val="20"/>
-        </w:rPr>
-        <w:t xml:space="preserve">The average of a data set. Add all the values, then divide by how many values there are.</w:t>
-      </w:r>
-      <w:r>
-        <w:rPr>
-          <w:i/>
-          <w:iCs/>
-          <w:color w:val="5F6F80"/>
-          <w:sz w:val="18"/>
-          <w:szCs w:val="18"/>
-        </w:rPr>
-        <w:br/>
-        <w:t xml:space="preserve">Media — El promedio de un conjunto de datos. Suma todos los valores y divide entre cuántos valores hay.</w:t>
-      </w:r>
-    </w:p>
-    <w:p>
-      <w:pPr>
-        <w:spacing w:after="60"/>
-      </w:pPr>
-      <w:r>
-        <w:rPr>
-          <w:b/>
-          <w:bCs/>
-          <w:color w:val="1FA6A2"/>
-          <w:sz w:val="22"/>
-          <w:szCs w:val="22"/>
-        </w:rPr>
-        <w:t xml:space="preserve">☐  </w:t>
-      </w:r>
-      <w:r>
-        <w:rPr>
-          <w:b/>
-          <w:bCs/>
-          <w:color w:val="12355B"/>
-          <w:sz w:val="20"/>
-          <w:szCs w:val="20"/>
-        </w:rPr>
-        <w:t xml:space="preserve">Average — </w:t>
-      </w:r>
-      <w:r>
-        <w:rPr>
-          <w:sz w:val="20"/>
-          <w:szCs w:val="20"/>
-        </w:rPr>
-        <w:t xml:space="preserve">Another word for the mean — the amount each value would be if the total were shared equally.</w:t>
-      </w:r>
-      <w:r>
-        <w:rPr>
-          <w:i/>
-          <w:iCs/>
-          <w:color w:val="5F6F80"/>
-          <w:sz w:val="18"/>
-          <w:szCs w:val="18"/>
-        </w:rPr>
-        <w:br/>
-        <w:t xml:space="preserve">Promedio — Otra palabra para la media: la cantidad que tendría cada valor si el total se repartiera en partes iguales.</w:t>
-      </w:r>
-    </w:p>
-    <w:p>
-      <w:pPr>
-        <w:spacing w:after="60"/>
-      </w:pPr>
-      <w:r>
-        <w:rPr>
-          <w:b/>
-          <w:bCs/>
-          <w:color w:val="1FA6A2"/>
-          <w:sz w:val="22"/>
-          <w:szCs w:val="22"/>
-        </w:rPr>
-        <w:t xml:space="preserve">☐  </w:t>
-      </w:r>
-      <w:r>
-        <w:rPr>
-          <w:b/>
-          <w:bCs/>
-          <w:color w:val="12355B"/>
-          <w:sz w:val="20"/>
-          <w:szCs w:val="20"/>
-        </w:rPr>
-        <w:t xml:space="preserve">Measure of center — </w:t>
-      </w:r>
-      <w:r>
-        <w:rPr>
-          <w:sz w:val="20"/>
-          <w:szCs w:val="20"/>
-        </w:rPr>
-        <w:t xml:space="preserve">A single number used to describe the middle, or typical value, of a whole data set.</w:t>
-      </w:r>
-      <w:r>
-        <w:rPr>
-          <w:i/>
-          <w:iCs/>
-          <w:color w:val="5F6F80"/>
-          <w:sz w:val="18"/>
-          <w:szCs w:val="18"/>
-        </w:rPr>
-        <w:br/>
-        <w:t xml:space="preserve">Medida de centro — Un solo número que se usa para describir el centro, o valor típico, de todo un conjunto de datos.</w:t>
-      </w:r>
-    </w:p>
-    <w:p>
-      <w:pPr>
-        <w:spacing w:after="60"/>
-      </w:pPr>
-      <w:r>
-        <w:rPr>
-          <w:b/>
-          <w:bCs/>
-          <w:color w:val="1FA6A2"/>
-          <w:sz w:val="22"/>
-          <w:szCs w:val="22"/>
-        </w:rPr>
-        <w:t xml:space="preserve">☐  </w:t>
-      </w:r>
-      <w:r>
-        <w:rPr>
-          <w:b/>
-          <w:bCs/>
-          <w:color w:val="12355B"/>
-          <w:sz w:val="20"/>
-          <w:szCs w:val="20"/>
-        </w:rPr>
-        <w:t xml:space="preserve">Balance point — </w:t>
-      </w:r>
-      <w:r>
-        <w:rPr>
-          <w:sz w:val="20"/>
-          <w:szCs w:val="20"/>
-        </w:rPr>
-        <w:t xml:space="preserve">The value where the total distance of the data above it equals the total distance below it. The mean is the balance point.</w:t>
-      </w:r>
-      <w:r>
-        <w:rPr>
-          <w:i/>
-          <w:iCs/>
-          <w:color w:val="5F6F80"/>
-          <w:sz w:val="18"/>
-          <w:szCs w:val="18"/>
-        </w:rPr>
-        <w:br/>
-        <w:t xml:space="preserve">Punto de equilibrio — El valor donde la distancia total de los datos por encima es igual a la distancia total por debajo. La media es el punto de equilibrio.</w:t>
-      </w:r>
-    </w:p>
-    <w:p>
-      <w:pPr>
-        <w:spacing w:after="60"/>
-      </w:pPr>
-      <w:r>
-        <w:rPr>
-          <w:b/>
-          <w:bCs/>
-          <w:color w:val="1FA6A2"/>
-          <w:sz w:val="22"/>
-          <w:szCs w:val="22"/>
-        </w:rPr>
-        <w:t xml:space="preserve">☐  </w:t>
-      </w:r>
-      <w:r>
-        <w:rPr>
-          <w:b/>
-          <w:bCs/>
-          <w:color w:val="12355B"/>
-          <w:sz w:val="20"/>
-          <w:szCs w:val="20"/>
-        </w:rPr>
-        <w:t xml:space="preserve">Data set — </w:t>
-      </w:r>
-      <w:r>
-        <w:rPr>
-          <w:sz w:val="20"/>
-          <w:szCs w:val="20"/>
-        </w:rPr>
-        <w:t xml:space="preserve">The whole collection of values that were gathered or measured.</w:t>
-      </w:r>
-      <w:r>
-        <w:rPr>
-          <w:i/>
-          <w:iCs/>
-          <w:color w:val="5F6F80"/>
-          <w:sz w:val="18"/>
-          <w:szCs w:val="18"/>
-        </w:rPr>
-        <w:br/>
-        <w:t xml:space="preserve">Conjunto de datos — Toda la colección de valores que se recopilaron o midieron.</w:t>
-      </w:r>
-    </w:p>
-    <w:tbl>
-      <w:tblPr>
-        <w:tblW w:type="pct" w:w="100%"/>
-        <w:tblBorders>
-          <w:top w:val="single" w:color="1FA6A2" w:sz="8"/>
-          <w:left w:val="single" w:color="1FA6A2" w:sz="8"/>
-          <w:bottom w:val="single" w:color="1FA6A2" w:sz="8"/>
-          <w:right w:val="single" w:color="1FA6A2" w:sz="8"/>
-          <w:insideH w:val="single" w:color="auto" w:sz="4"/>
-          <w:insideV w:val="single" w:color="auto" w:sz="4"/>
-        </w:tblBorders>
-      </w:tblPr>
-      <w:tblGrid>
-        <w:gridCol w:w="100"/>
-      </w:tblGrid>
-      <w:tr>
-        <w:tc>
-          <w:tcPr>
-            <w:shd w:fill="F7FFFD" w:color="auto" w:val="clear"/>
-            <w:tcMar>
-              <w:top w:type="dxa" w:w="120"/>
-              <w:left w:type="dxa" w:w="180"/>
-              <w:bottom w:type="dxa" w:w="120"/>
-              <w:right w:type="dxa" w:w="180"/>
-            </w:tcMar>
-          </w:tcPr>
-          <w:p>
-            <w:pPr>
-              <w:spacing w:after="50"/>
-            </w:pPr>
-            <w:r>
-              <w:rPr>
-                <w:b/>
-                <w:bCs/>
-                <w:color w:val="1FA6A2"/>
-                <w:sz w:val="20"/>
-                <w:szCs w:val="20"/>
-              </w:rPr>
-              <w:t xml:space="preserve">Say it first:  </w:t>
-            </w:r>
-            <w:r>
-              <w:rPr>
-                <w:sz w:val="20"/>
-                <w:szCs w:val="20"/>
-              </w:rPr>
-              <w:t xml:space="preserve">Say your idea to a partner or quietly to yourself before you write.</w:t>
-            </w:r>
-          </w:p>
-          <w:p>
-            <w:pPr>
-              <w:spacing w:after="60"/>
-            </w:pPr>
-            <w:r>
-              <w:rPr>
-                <w:color w:val="1A2733"/>
-                <w:sz w:val="21"/>
-                <w:szCs w:val="21"/>
-              </w:rPr>
-              <w:t xml:space="preserve">After 9 games Sofia has scored ___ points. To average 15 across 10 games she needs ___ points in all, so game 10 must be ___ points. Using the balance point instead, her games total ___ points below the target mean and ___ points above it, so game 10 has to land ___ the target mean.</w:t>
-            </w:r>
             <w:r>
               <w:rPr>
                 <w:i/>
@@ -1771,7 +1392,7 @@
                 <w:szCs w:val="19"/>
               </w:rPr>
               <w:br/>
-              <w:t xml:space="preserve">Di tu respuesta primero: Mi respuesta es ___ porque ___.</w:t>
+              <w:t xml:space="preserve">¿Cuántos puntos necesita anotar Sofía en el último partido para llegar a su meta, y cómo da la vista del punto de equilibrio la misma respuesta que sumar y dividir?</w:t>
             </w:r>
           </w:p>
         </w:tc>
@@ -1779,28 +1400,192 @@
     </w:tbl>
     <w:p>
       <w:pPr>
-        <w:pStyle w:val="Heading2"/>
-        <w:spacing w:after="80" w:before="180"/>
-      </w:pPr>
-      <w:r>
-        <w:rPr>
-          <w:b/>
-          <w:bCs/>
-          <w:color w:val="12355B"/>
-          <w:sz w:val="24"/>
-          <w:szCs w:val="24"/>
-        </w:rPr>
-        <w:t xml:space="preserve">3. Build Your Explanation</w:t>
-      </w:r>
+        <w:spacing w:after="100"/>
+      </w:pPr>
       <w:r>
         <w:rPr>
           <w:i/>
           <w:iCs/>
-          <w:color w:val="B97A12"/>
-          <w:sz w:val="19"/>
-          <w:szCs w:val="19"/>
-        </w:rPr>
-        <w:t xml:space="preserve">   choose your support</w:t>
+          <w:color w:val="5F6F80"/>
+          <w:sz w:val="19"/>
+          <w:szCs w:val="19"/>
+        </w:rPr>
+        <w:t xml:space="preserve">Say your answer to a partner first. Then write it, using at least two of these words:</w:t>
+      </w:r>
+    </w:p>
+    <w:p>
+      <w:pPr>
+        <w:spacing w:after="40"/>
+      </w:pPr>
+      <w:r>
+        <w:rPr>
+          <w:b/>
+          <w:bCs/>
+          <w:color w:val="1FA6A2"/>
+          <w:sz w:val="22"/>
+          <w:szCs w:val="22"/>
+        </w:rPr>
+        <w:t xml:space="preserve">☐  </w:t>
+      </w:r>
+      <w:r>
+        <w:rPr>
+          <w:b/>
+          <w:bCs/>
+          <w:color w:val="12355B"/>
+          <w:sz w:val="20"/>
+          <w:szCs w:val="20"/>
+        </w:rPr>
+        <w:t xml:space="preserve">Mean</w:t>
+      </w:r>
+      <w:r>
+        <w:rPr>
+          <w:i/>
+          <w:iCs/>
+          <w:color w:val="5F6F80"/>
+          <w:sz w:val="18"/>
+          <w:szCs w:val="18"/>
+        </w:rPr>
+        <w:t xml:space="preserve">  ·  Media</w:t>
+      </w:r>
+    </w:p>
+    <w:p>
+      <w:pPr>
+        <w:spacing w:after="40"/>
+      </w:pPr>
+      <w:r>
+        <w:rPr>
+          <w:b/>
+          <w:bCs/>
+          <w:color w:val="1FA6A2"/>
+          <w:sz w:val="22"/>
+          <w:szCs w:val="22"/>
+        </w:rPr>
+        <w:t xml:space="preserve">☐  </w:t>
+      </w:r>
+      <w:r>
+        <w:rPr>
+          <w:b/>
+          <w:bCs/>
+          <w:color w:val="12355B"/>
+          <w:sz w:val="20"/>
+          <w:szCs w:val="20"/>
+        </w:rPr>
+        <w:t xml:space="preserve">Average</w:t>
+      </w:r>
+      <w:r>
+        <w:rPr>
+          <w:i/>
+          <w:iCs/>
+          <w:color w:val="5F6F80"/>
+          <w:sz w:val="18"/>
+          <w:szCs w:val="18"/>
+        </w:rPr>
+        <w:t xml:space="preserve">  ·  Promedio</w:t>
+      </w:r>
+    </w:p>
+    <w:p>
+      <w:pPr>
+        <w:spacing w:after="40"/>
+      </w:pPr>
+      <w:r>
+        <w:rPr>
+          <w:b/>
+          <w:bCs/>
+          <w:color w:val="1FA6A2"/>
+          <w:sz w:val="22"/>
+          <w:szCs w:val="22"/>
+        </w:rPr>
+        <w:t xml:space="preserve">☐  </w:t>
+      </w:r>
+      <w:r>
+        <w:rPr>
+          <w:b/>
+          <w:bCs/>
+          <w:color w:val="12355B"/>
+          <w:sz w:val="20"/>
+          <w:szCs w:val="20"/>
+        </w:rPr>
+        <w:t xml:space="preserve">Measure of center</w:t>
+      </w:r>
+      <w:r>
+        <w:rPr>
+          <w:i/>
+          <w:iCs/>
+          <w:color w:val="5F6F80"/>
+          <w:sz w:val="18"/>
+          <w:szCs w:val="18"/>
+        </w:rPr>
+        <w:t xml:space="preserve">  ·  Medida de centro</w:t>
+      </w:r>
+    </w:p>
+    <w:p>
+      <w:pPr>
+        <w:spacing w:after="40"/>
+      </w:pPr>
+      <w:r>
+        <w:rPr>
+          <w:b/>
+          <w:bCs/>
+          <w:color w:val="1FA6A2"/>
+          <w:sz w:val="22"/>
+          <w:szCs w:val="22"/>
+        </w:rPr>
+        <w:t xml:space="preserve">☐  </w:t>
+      </w:r>
+      <w:r>
+        <w:rPr>
+          <w:b/>
+          <w:bCs/>
+          <w:color w:val="12355B"/>
+          <w:sz w:val="20"/>
+          <w:szCs w:val="20"/>
+        </w:rPr>
+        <w:t xml:space="preserve">Balance point</w:t>
+      </w:r>
+      <w:r>
+        <w:rPr>
+          <w:i/>
+          <w:iCs/>
+          <w:color w:val="5F6F80"/>
+          <w:sz w:val="18"/>
+          <w:szCs w:val="18"/>
+        </w:rPr>
+        <w:t xml:space="preserve">  ·  Punto de equilibrio</w:t>
+      </w:r>
+    </w:p>
+    <w:p>
+      <w:pPr>
+        <w:spacing w:after="40"/>
+      </w:pPr>
+      <w:r>
+        <w:rPr>
+          <w:b/>
+          <w:bCs/>
+          <w:color w:val="1FA6A2"/>
+          <w:sz w:val="22"/>
+          <w:szCs w:val="22"/>
+        </w:rPr>
+        <w:t xml:space="preserve">☐  </w:t>
+      </w:r>
+      <w:r>
+        <w:rPr>
+          <w:b/>
+          <w:bCs/>
+          <w:color w:val="12355B"/>
+          <w:sz w:val="20"/>
+          <w:szCs w:val="20"/>
+        </w:rPr>
+        <w:t xml:space="preserve">Data set</w:t>
+      </w:r>
+      <w:r>
+        <w:rPr>
+          <w:i/>
+          <w:iCs/>
+          <w:color w:val="5F6F80"/>
+          <w:sz w:val="18"/>
+          <w:szCs w:val="18"/>
+        </w:rPr>
+        <w:t xml:space="preserve">  ·  Conjunto de datos</w:t>
       </w:r>
     </w:p>
     <w:tbl>
@@ -1831,21 +1616,6 @@
           </w:tcPr>
           <w:p>
             <w:pPr>
-              <w:spacing w:after="50"/>
-            </w:pPr>
-            <w:r>
-              <w:rPr>
-                <w:i/>
-                <w:iCs/>
-                <w:color w:val="5F6F80"/>
-                <w:sz w:val="19"/>
-                <w:szCs w:val="19"/>
-              </w:rPr>
-              <w:t xml:space="preserve">This model shows the parts of an explanation. It does not answer your writing question.</w:t>
-            </w:r>
-          </w:p>
-          <w:p>
-            <w:pPr>
               <w:spacing w:after="80"/>
             </w:pPr>
             <w:r>
@@ -1856,58 +1626,14 @@
                 <w:sz w:val="19"/>
                 <w:szCs w:val="19"/>
               </w:rPr>
-              <w:t xml:space="preserve">Claim:  </w:t>
+              <w:t xml:space="preserve">Model:  </w:t>
             </w:r>
             <w:r>
               <w:rPr>
                 <w:sz w:val="19"/>
                 <w:szCs w:val="19"/>
               </w:rPr>
-              <w:t xml:space="preserve">A typical day is the amount Miguel would earn if he earned the SAME amount every day.</w:t>
-            </w:r>
-          </w:p>
-          <w:p>
-            <w:pPr>
-              <w:spacing w:after="80"/>
-            </w:pPr>
-            <w:r>
-              <w:rPr>
-                <w:b/>
-                <w:bCs/>
-                <w:color w:val="12355B"/>
-                <w:sz w:val="19"/>
-                <w:szCs w:val="19"/>
-              </w:rPr>
-              <w:t xml:space="preserve">Evidence:  </w:t>
-            </w:r>
-            <w:r>
-              <w:rPr>
-                <w:sz w:val="19"/>
-                <w:szCs w:val="19"/>
-              </w:rPr>
-              <w:t xml:space="preserve">Students say a typical day is the equal-share amount, and that sharing $60 across 4 days means dividing.</w:t>
-            </w:r>
-          </w:p>
-          <w:p>
-            <w:pPr>
-              <w:spacing w:after="80"/>
-            </w:pPr>
-            <w:r>
-              <w:rPr>
-                <w:b/>
-                <w:bCs/>
-                <w:color w:val="12355B"/>
-                <w:sz w:val="19"/>
-                <w:szCs w:val="19"/>
-              </w:rPr>
-              <w:t xml:space="preserve">Reasoning:  </w:t>
-            </w:r>
-            <w:r>
-              <w:rPr>
-                <w:sz w:val="19"/>
-                <w:szCs w:val="19"/>
-              </w:rPr>
-              <w:t xml:space="preserve">This evidence connects the definition of mean to the mathematical claim.</w:t>
+              <w:t xml:space="preserve">A typical day is the amount Miguel would earn if he earned the SAME amount every day. — Students say a typical day is the equal-share amount, and that sharing $60 across 4 days means dividing.</w:t>
             </w:r>
           </w:p>
         </w:tc>
@@ -1986,7 +1712,7 @@
           <w:sz w:val="21"/>
           <w:szCs w:val="21"/>
         </w:rPr>
-        <w:t xml:space="preserve">My answer is ___.</w:t>
+        <w:t xml:space="preserve">My answer is ___ because ___.</w:t>
       </w:r>
       <w:r>
         <w:rPr>
@@ -1997,7 +1723,7 @@
           <w:szCs w:val="19"/>
         </w:rPr>
         <w:br/>
-        <w:t xml:space="preserve">Mi respuesta es ___.</w:t>
+        <w:t xml:space="preserve">Mi respuesta es ___ porque ___.</w:t>
       </w:r>
     </w:p>
     <w:tbl>
@@ -2137,7 +1863,7 @@
           <w:sz w:val="21"/>
           <w:szCs w:val="21"/>
         </w:rPr>
-        <w:t xml:space="preserve">I know because ___.</w:t>
+        <w:t xml:space="preserve">My evidence is ___, so ___.</w:t>
       </w:r>
       <w:r>
         <w:rPr>
@@ -2148,31 +1874,7 @@
           <w:szCs w:val="19"/>
         </w:rPr>
         <w:br/>
-        <w:t xml:space="preserve">Lo sé porque ___.</w:t>
-      </w:r>
-    </w:p>
-    <w:p>
-      <w:pPr>
-        <w:spacing w:after="60"/>
-      </w:pPr>
-      <w:r>
-        <w:rPr>
-          <w:color w:val="1A2733"/>
-          <w:sz w:val="21"/>
-          <w:szCs w:val="21"/>
-        </w:rPr>
-        <w:t xml:space="preserve">So ___.</w:t>
-      </w:r>
-      <w:r>
-        <w:rPr>
-          <w:i/>
-          <w:iCs/>
-          <w:color w:val="5F6F80"/>
-          <w:sz w:val="19"/>
-          <w:szCs w:val="19"/>
-        </w:rPr>
-        <w:br/>
-        <w:t xml:space="preserve">Entonces ___.</w:t>
+        <w:t xml:space="preserve">Mi evidencia es ___, entonces ___.</w:t>
       </w:r>
     </w:p>
     <w:tbl>
@@ -2278,78 +1980,6 @@
         <w:t xml:space="preserve">Escribe una afirmación, da evidencia matemática y explica tu razonamiento.</w:t>
       </w:r>
     </w:p>
-    <w:p>
-      <w:pPr>
-        <w:spacing w:after="60"/>
-      </w:pPr>
-      <w:r>
-        <w:rPr>
-          <w:color w:val="1A2733"/>
-          <w:sz w:val="21"/>
-          <w:szCs w:val="21"/>
-        </w:rPr>
-        <w:t xml:space="preserve">My claim is ___.</w:t>
-      </w:r>
-      <w:r>
-        <w:rPr>
-          <w:i/>
-          <w:iCs/>
-          <w:color w:val="5F6F80"/>
-          <w:sz w:val="19"/>
-          <w:szCs w:val="19"/>
-        </w:rPr>
-        <w:br/>
-        <w:t xml:space="preserve">Mi afirmación es ___.</w:t>
-      </w:r>
-    </w:p>
-    <w:p>
-      <w:pPr>
-        <w:spacing w:after="60"/>
-      </w:pPr>
-      <w:r>
-        <w:rPr>
-          <w:color w:val="1A2733"/>
-          <w:sz w:val="21"/>
-          <w:szCs w:val="21"/>
-        </w:rPr>
-        <w:t xml:space="preserve">My math evidence is ___.</w:t>
-      </w:r>
-      <w:r>
-        <w:rPr>
-          <w:i/>
-          <w:iCs/>
-          <w:color w:val="5F6F80"/>
-          <w:sz w:val="19"/>
-          <w:szCs w:val="19"/>
-        </w:rPr>
-        <w:br/>
-        <w:t xml:space="preserve">Mi evidencia matemática es ___.</w:t>
-      </w:r>
-    </w:p>
-    <w:p>
-      <w:pPr>
-        <w:spacing w:after="60"/>
-      </w:pPr>
-      <w:r>
-        <w:rPr>
-          <w:color w:val="1A2733"/>
-          <w:sz w:val="21"/>
-          <w:szCs w:val="21"/>
-        </w:rPr>
-        <w:t xml:space="preserve">This proves ___ because ___.</w:t>
-      </w:r>
-      <w:r>
-        <w:rPr>
-          <w:i/>
-          <w:iCs/>
-          <w:color w:val="5F6F80"/>
-          <w:sz w:val="19"/>
-          <w:szCs w:val="19"/>
-        </w:rPr>
-        <w:br/>
-        <w:t xml:space="preserve">Esto demuestra ___ porque ___.</w:t>
-      </w:r>
-    </w:p>
     <w:tbl>
       <w:tblPr>
         <w:tblW w:type="pct" w:w="100%"/>
@@ -2432,7 +2062,7 @@
           <w:sz w:val="24"/>
           <w:szCs w:val="24"/>
         </w:rPr>
-        <w:t xml:space="preserve">4. Check Your Explanation</w:t>
+        <w:t xml:space="preserve">Check Your Explanation</w:t>
       </w:r>
       <w:r>
         <w:rPr>
@@ -2442,7 +2072,7 @@
           <w:sz w:val="19"/>
           <w:szCs w:val="19"/>
         </w:rPr>
-        <w:t xml:space="preserve">   five quick checks</w:t>
+        <w:t xml:space="preserve">   three quick checks</w:t>
       </w:r>
     </w:p>
     <w:p>
@@ -2466,17 +2096,6 @@
         </w:rPr>
         <w:t xml:space="preserve">I answered the question.</w:t>
       </w:r>
-      <w:r>
-        <w:rPr>
-          <w:i/>
-          <w:iCs/>
-          <w:color w:val="5F6F80"/>
-          <w:sz w:val="18"/>
-          <w:szCs w:val="18"/>
-        </w:rPr>
-        <w:br/>
-        <w:t xml:space="preserve">Respondí la pregunta.</w:t>
-      </w:r>
     </w:p>
     <w:p>
       <w:pPr>
@@ -2497,18 +2116,7 @@
           <w:sz w:val="20"/>
           <w:szCs w:val="20"/>
         </w:rPr>
-        <w:t xml:space="preserve">I used math evidence: numbers, an equation, a model, or a comparison.</w:t>
-      </w:r>
-      <w:r>
-        <w:rPr>
-          <w:i/>
-          <w:iCs/>
-          <w:color w:val="5F6F80"/>
-          <w:sz w:val="18"/>
-          <w:szCs w:val="18"/>
-        </w:rPr>
-        <w:br/>
-        <w:t xml:space="preserve">Usé evidencia matemática: números, una ecuación, un modelo o una comparación.</w:t>
+        <w:t xml:space="preserve">I used math evidence: numbers, an equation, or a model.</w:t>
       </w:r>
     </w:p>
     <w:p>
@@ -2530,84 +2138,7 @@
           <w:sz w:val="20"/>
           <w:szCs w:val="20"/>
         </w:rPr>
-        <w:t xml:space="preserve">I explained how the evidence proves my answer.</w:t>
-      </w:r>
-      <w:r>
-        <w:rPr>
-          <w:i/>
-          <w:iCs/>
-          <w:color w:val="5F6F80"/>
-          <w:sz w:val="18"/>
-          <w:szCs w:val="18"/>
-        </w:rPr>
-        <w:br/>
-        <w:t xml:space="preserve">Expliqué cómo la evidencia demuestra mi respuesta.</w:t>
-      </w:r>
-    </w:p>
-    <w:p>
-      <w:pPr>
-        <w:spacing w:after="80"/>
-      </w:pPr>
-      <w:r>
-        <w:rPr>
-          <w:b/>
-          <w:bCs/>
-          <w:color w:val="1FA6A2"/>
-          <w:sz w:val="22"/>
-          <w:szCs w:val="22"/>
-        </w:rPr>
-        <w:t xml:space="preserve">☐  </w:t>
-      </w:r>
-      <w:r>
-        <w:rPr>
-          <w:sz w:val="20"/>
-          <w:szCs w:val="20"/>
-        </w:rPr>
         <w:t xml:space="preserve">I used at least two math words.</w:t>
-      </w:r>
-      <w:r>
-        <w:rPr>
-          <w:i/>
-          <w:iCs/>
-          <w:color w:val="5F6F80"/>
-          <w:sz w:val="18"/>
-          <w:szCs w:val="18"/>
-        </w:rPr>
-        <w:br/>
-        <w:t xml:space="preserve">Usé por lo menos dos palabras matemáticas.</w:t>
-      </w:r>
-    </w:p>
-    <w:p>
-      <w:pPr>
-        <w:spacing w:after="80"/>
-      </w:pPr>
-      <w:r>
-        <w:rPr>
-          <w:b/>
-          <w:bCs/>
-          <w:color w:val="1FA6A2"/>
-          <w:sz w:val="22"/>
-          <w:szCs w:val="22"/>
-        </w:rPr>
-        <w:t xml:space="preserve">☐  </w:t>
-      </w:r>
-      <w:r>
-        <w:rPr>
-          <w:sz w:val="20"/>
-          <w:szCs w:val="20"/>
-        </w:rPr>
-        <w:t xml:space="preserve">I reread complete sentences and punctuation.</w:t>
-      </w:r>
-      <w:r>
-        <w:rPr>
-          <w:i/>
-          <w:iCs/>
-          <w:color w:val="5F6F80"/>
-          <w:sz w:val="18"/>
-          <w:szCs w:val="18"/>
-        </w:rPr>
-        <w:br/>
-        <w:t xml:space="preserve">Volví a leer mis oraciones completas y la puntuación.</w:t>
       </w:r>
     </w:p>
     <w:p>
@@ -4812,7 +4343,7 @@
           <w:sz w:val="20"/>
           <w:szCs w:val="20"/>
         </w:rPr>
-        <w:t xml:space="preserve">☐  I answered the question.</w:t>
+        <w:t xml:space="preserve">☐  The answer to the math question is correct.</w:t>
       </w:r>
     </w:p>
     <w:p>
@@ -4824,7 +4355,7 @@
           <w:sz w:val="20"/>
           <w:szCs w:val="20"/>
         </w:rPr>
-        <w:t xml:space="preserve">☐  I used math evidence: numbers, an equation, a model, or a comparison.</w:t>
+        <w:t xml:space="preserve">☐  The evidence is real lesson mathematics (numbers, equation, or model), not restated claim.</w:t>
       </w:r>
     </w:p>
     <w:p>
@@ -4836,31 +4367,7 @@
           <w:sz w:val="20"/>
           <w:szCs w:val="20"/>
         </w:rPr>
-        <w:t xml:space="preserve">☐  I explained how the evidence proves my answer.</w:t>
-      </w:r>
-    </w:p>
-    <w:p>
-      <w:pPr>
-        <w:spacing w:after="80"/>
-      </w:pPr>
-      <w:r>
-        <w:rPr>
-          <w:sz w:val="20"/>
-          <w:szCs w:val="20"/>
-        </w:rPr>
-        <w:t xml:space="preserve">☐  I used at least two math words.</w:t>
-      </w:r>
-    </w:p>
-    <w:p>
-      <w:pPr>
-        <w:spacing w:after="80"/>
-      </w:pPr>
-      <w:r>
-        <w:rPr>
-          <w:sz w:val="20"/>
-          <w:szCs w:val="20"/>
-        </w:rPr>
-        <w:t xml:space="preserve">☐  I reread complete sentences and punctuation.</w:t>
+        <w:t xml:space="preserve">☐  The support level changed the language scaffolding, never the mathematical expectation.</w:t>
       </w:r>
     </w:p>
     <w:sectPr>
